--- a/Word/Module 2/DOCX/Exercices/M2_02_Exercice_Styles_Modele.docx
+++ b/Word/Module 2/DOCX/Exercices/M2_02_Exercice_Styles_Modele.docx
@@ -7,7 +7,7 @@
         <w:pStyle w:val="Title"/>
       </w:pPr>
       <w:r>
-        <w:t>Automatiser la presentation</w:t>
+        <w:t>Automatiser la présentation</w:t>
       </w:r>
     </w:p>
     <w:p>
@@ -15,17 +15,17 @@
         <w:rPr>
           <w:i/>
         </w:rPr>
-        <w:t>Consigne : ce document a ete mis en forme manuellement (gras, tailles, couleurs repetees). Reperez les mises en forme repetitives, creez et appliquez des styles, enchainez-les, puis enregistrez le tout comme modele (.dotx).</w:t>
+        <w:t>Consigne : ce document a été mis en forme manuellement (gras, tailles, couleurs répétées). Repérez les mises en forme répétitives, créez et appliquez des styles, enchaînez-les, puis enregistrez le tout comme modèle (.dotx).</w:t>
       </w:r>
     </w:p>
     <w:p>
       <w:r>
-        <w:t>RAPPORT D'ACTIVITE (titre tape en gras 18 pt)</w:t>
+        <w:t>RAPPORT D'ACTIVITÉ (titre tapé en gras 18 pt)</w:t>
       </w:r>
     </w:p>
     <w:p>
       <w:r>
-        <w:t>1. Introduction (sous-titre en gras 14 pt souligne)</w:t>
+        <w:t>1. Introduction (sous-titre en gras 14 pt souligné)</w:t>
       </w:r>
     </w:p>
     <w:p>
@@ -35,22 +35,22 @@
     </w:p>
     <w:p>
       <w:r>
-        <w:t>2. Bilan (sous-titre en gras 14 pt souligne)</w:t>
+        <w:t>2. Bilan (sous-titre en gras 14 pt souligné)</w:t>
       </w:r>
     </w:p>
     <w:p>
       <w:r>
-        <w:t>Encore du texte avec des espacements irreguliers et des retraits faits a la main.</w:t>
+        <w:t>Encore du texte avec des espacements irréguliers et des retraits faits à la main.</w:t>
       </w:r>
     </w:p>
     <w:p>
       <w:r>
-        <w:t>3. Perspectives (sous-titre en gras 14 pt souligne)</w:t>
+        <w:t>3. Perspectives (sous-titre en gras 14 pt souligné)</w:t>
       </w:r>
     </w:p>
     <w:p>
       <w:r>
-        <w:t>Conclusion mise en forme une fois de plus a la main.</w:t>
+        <w:t>Conclusion mise en forme une fois de plus à la main.</w:t>
       </w:r>
     </w:p>
     <w:sectPr>
